--- a/FTCOES-264 Pacto Pedagógico Med.docx
+++ b/FTCOES-264 Pacto Pedagógico Med.docx
@@ -2768,13 +2768,6 @@
         </w:pBdr>
         <w:spacing w:line="276" w:lineRule="auto"/>
         <w:jc w:val="both"/>
-        <w:rPr>
-          <w:rFonts w:ascii="Arial" w:eastAsia="Arial" w:hAnsi="Arial" w:cs="Arial"/>
-          <w:color w:val="000000" w:themeColor="text1"/>
-          <w:sz w:val="22"/>
-          <w:szCs w:val="22"/>
-          <w:highlight w:val="darkCyan"/>
-        </w:rPr>
       </w:pPr>
       <w:hyperlink r:id="rId17" w:history="1">
         <w:r>
@@ -2788,6 +2781,157 @@
           <w:t>https://github.com/ProSachi/Med2-empresarial-front-1-martes-viernes-9am</w:t>
         </w:r>
       </w:hyperlink>
+    </w:p>
+    <w:p>
+      <w:pPr>
+        <w:pBdr>
+          <w:top w:val="single" w:sz="4" w:space="1" w:color="000000"/>
+          <w:left w:val="single" w:sz="4" w:space="0" w:color="000000"/>
+          <w:bottom w:val="single" w:sz="4" w:space="1" w:color="000000"/>
+          <w:right w:val="single" w:sz="4" w:space="4" w:color="000000"/>
+        </w:pBdr>
+        <w:spacing w:line="276" w:lineRule="auto"/>
+        <w:jc w:val="both"/>
+        <w:rPr>
+          <w:rFonts w:ascii="Arial" w:eastAsia="Arial" w:hAnsi="Arial" w:cs="Arial"/>
+          <w:bCs/>
+          <w:sz w:val="22"/>
+          <w:szCs w:val="22"/>
+        </w:rPr>
+      </w:pPr>
+      <w:r>
+        <w:rPr>
+          <w:rFonts w:ascii="Arial" w:eastAsia="Arial" w:hAnsi="Arial" w:cs="Arial"/>
+          <w:bCs/>
+          <w:sz w:val="22"/>
+          <w:szCs w:val="22"/>
+        </w:rPr>
+        <w:lastRenderedPageBreak/>
+        <w:t>El conocimiento será evaluado a través de una defensa oral, donde el estudiante debe demostrar el conocimiento del entregable que hizo en su producto, hablando técnicamente de su tarea.</w:t>
+      </w:r>
+    </w:p>
+    <w:p>
+      <w:pPr>
+        <w:pBdr>
+          <w:top w:val="single" w:sz="4" w:space="1" w:color="000000"/>
+          <w:left w:val="single" w:sz="4" w:space="0" w:color="000000"/>
+          <w:bottom w:val="single" w:sz="4" w:space="1" w:color="000000"/>
+          <w:right w:val="single" w:sz="4" w:space="4" w:color="000000"/>
+        </w:pBdr>
+        <w:spacing w:line="276" w:lineRule="auto"/>
+        <w:jc w:val="both"/>
+        <w:rPr>
+          <w:rFonts w:ascii="Arial" w:eastAsia="Arial" w:hAnsi="Arial" w:cs="Arial"/>
+          <w:bCs/>
+          <w:sz w:val="22"/>
+          <w:szCs w:val="22"/>
+        </w:rPr>
+      </w:pPr>
+    </w:p>
+    <w:p>
+      <w:pPr>
+        <w:pBdr>
+          <w:top w:val="single" w:sz="4" w:space="1" w:color="000000"/>
+          <w:left w:val="single" w:sz="4" w:space="0" w:color="000000"/>
+          <w:bottom w:val="single" w:sz="4" w:space="1" w:color="000000"/>
+          <w:right w:val="single" w:sz="4" w:space="4" w:color="000000"/>
+        </w:pBdr>
+        <w:spacing w:line="276" w:lineRule="auto"/>
+        <w:jc w:val="both"/>
+        <w:rPr>
+          <w:rFonts w:ascii="Arial" w:eastAsia="Arial" w:hAnsi="Arial" w:cs="Arial"/>
+          <w:b/>
+          <w:sz w:val="22"/>
+          <w:szCs w:val="22"/>
+        </w:rPr>
+      </w:pPr>
+      <w:r>
+        <w:rPr>
+          <w:rFonts w:ascii="Arial" w:eastAsia="Arial" w:hAnsi="Arial" w:cs="Arial"/>
+          <w:b/>
+          <w:sz w:val="22"/>
+          <w:szCs w:val="22"/>
+        </w:rPr>
+        <w:t>Nota plus</w:t>
+      </w:r>
+    </w:p>
+    <w:p>
+      <w:pPr>
+        <w:pBdr>
+          <w:top w:val="single" w:sz="4" w:space="1" w:color="000000"/>
+          <w:left w:val="single" w:sz="4" w:space="0" w:color="000000"/>
+          <w:bottom w:val="single" w:sz="4" w:space="1" w:color="000000"/>
+          <w:right w:val="single" w:sz="4" w:space="4" w:color="000000"/>
+        </w:pBdr>
+        <w:spacing w:line="276" w:lineRule="auto"/>
+        <w:jc w:val="both"/>
+        <w:rPr>
+          <w:rFonts w:ascii="Arial" w:eastAsia="Arial" w:hAnsi="Arial" w:cs="Arial"/>
+          <w:bCs/>
+          <w:sz w:val="22"/>
+          <w:szCs w:val="22"/>
+        </w:rPr>
+      </w:pPr>
+      <w:r>
+        <w:rPr>
+          <w:rFonts w:ascii="Arial" w:eastAsia="Arial" w:hAnsi="Arial" w:cs="Arial"/>
+          <w:bCs/>
+          <w:sz w:val="22"/>
+          <w:szCs w:val="22"/>
+        </w:rPr>
+        <w:t xml:space="preserve">Cada estudiante creará un repositorio donde ira practicando con los ejercicios independientes que son entregados por el docente, esta evidencia debe quedar con sus respectivos </w:t>
+      </w:r>
+      <w:proofErr w:type="spellStart"/>
+      <w:r>
+        <w:rPr>
+          <w:rFonts w:ascii="Arial" w:eastAsia="Arial" w:hAnsi="Arial" w:cs="Arial"/>
+          <w:bCs/>
+          <w:sz w:val="22"/>
+          <w:szCs w:val="22"/>
+        </w:rPr>
+        <w:t>commmit</w:t>
+      </w:r>
+      <w:proofErr w:type="spellEnd"/>
+      <w:r>
+        <w:rPr>
+          <w:rFonts w:ascii="Arial" w:eastAsia="Arial" w:hAnsi="Arial" w:cs="Arial"/>
+          <w:bCs/>
+          <w:sz w:val="22"/>
+          <w:szCs w:val="22"/>
+        </w:rPr>
+        <w:t xml:space="preserve"> y fechas, de tal manera que si el estudiante tiene alguna falencia en alguna entrega se pueda nivelar con la evidencia de su trabajo independiente.</w:t>
+      </w:r>
+    </w:p>
+    <w:p>
+      <w:pPr>
+        <w:pBdr>
+          <w:top w:val="single" w:sz="4" w:space="1" w:color="000000"/>
+          <w:left w:val="single" w:sz="4" w:space="0" w:color="000000"/>
+          <w:bottom w:val="single" w:sz="4" w:space="1" w:color="000000"/>
+          <w:right w:val="single" w:sz="4" w:space="4" w:color="000000"/>
+        </w:pBdr>
+        <w:spacing w:line="276" w:lineRule="auto"/>
+        <w:jc w:val="both"/>
+      </w:pPr>
+    </w:p>
+    <w:p>
+      <w:pPr>
+        <w:pBdr>
+          <w:top w:val="single" w:sz="4" w:space="1" w:color="000000"/>
+          <w:left w:val="single" w:sz="4" w:space="0" w:color="000000"/>
+          <w:bottom w:val="single" w:sz="4" w:space="1" w:color="000000"/>
+          <w:right w:val="single" w:sz="4" w:space="4" w:color="000000"/>
+        </w:pBdr>
+        <w:spacing w:line="276" w:lineRule="auto"/>
+        <w:jc w:val="both"/>
+        <w:rPr>
+          <w:rFonts w:ascii="Arial" w:eastAsia="Arial" w:hAnsi="Arial" w:cs="Arial"/>
+          <w:color w:val="000000" w:themeColor="text1"/>
+          <w:sz w:val="22"/>
+          <w:szCs w:val="22"/>
+          <w:highlight w:val="darkCyan"/>
+        </w:rPr>
+      </w:pPr>
     </w:p>
     <w:p>
       <w:pPr>
@@ -3021,21 +3165,7 @@
                 <w:rFonts w:ascii="Arial" w:eastAsia="Arial" w:hAnsi="Arial" w:cs="Arial"/>
                 <w:lang w:val="es"/>
               </w:rPr>
-              <w:t>2</w:t>
-            </w:r>
-            <w:r>
-              <w:rPr>
-                <w:rFonts w:ascii="Arial" w:eastAsia="Arial" w:hAnsi="Arial" w:cs="Arial"/>
-                <w:lang w:val="es"/>
-              </w:rPr>
-              <w:t>9</w:t>
-            </w:r>
-            <w:r>
-              <w:rPr>
-                <w:rFonts w:ascii="Arial" w:eastAsia="Arial" w:hAnsi="Arial" w:cs="Arial"/>
-                <w:lang w:val="es"/>
-              </w:rPr>
-              <w:t>/09/2026</w:t>
+              <w:t>29/09/2026</w:t>
             </w:r>
           </w:p>
         </w:tc>
@@ -3129,25 +3259,7 @@
                 <w:sz w:val="24"/>
                 <w:szCs w:val="24"/>
               </w:rPr>
-              <w:t>1</w:t>
-            </w:r>
-            <w:r>
-              <w:rPr>
-                <w:rFonts w:ascii="Aptos" w:eastAsia="Aptos" w:hAnsi="Aptos" w:cs="Aptos"/>
-                <w:color w:val="000000" w:themeColor="text1"/>
-                <w:sz w:val="24"/>
-                <w:szCs w:val="24"/>
-              </w:rPr>
-              <w:t>6</w:t>
-            </w:r>
-            <w:r>
-              <w:rPr>
-                <w:rFonts w:ascii="Aptos" w:eastAsia="Aptos" w:hAnsi="Aptos" w:cs="Aptos"/>
-                <w:color w:val="000000" w:themeColor="text1"/>
-                <w:sz w:val="24"/>
-                <w:szCs w:val="24"/>
-              </w:rPr>
-              <w:t>/10/2026</w:t>
+              <w:t>16/10/2026</w:t>
             </w:r>
           </w:p>
         </w:tc>
@@ -11887,28 +11999,10 @@
 </file>
 
 <file path=customXml/item1.xml><?xml version="1.0" encoding="utf-8"?>
-<p:properties xmlns:p="http://schemas.microsoft.com/office/2006/metadata/properties" xmlns:xsi="http://www.w3.org/2001/XMLSchema-instance" xmlns:pc="http://schemas.microsoft.com/office/infopath/2007/PartnerControls">
-  <documentManagement>
-    <_ip_UnifiedCompliancePolicyUIAction xmlns="http://schemas.microsoft.com/sharepoint/v3" xsi:nil="true"/>
-    <_ip_UnifiedCompliancePolicyProperties xmlns="http://schemas.microsoft.com/sharepoint/v3" xsi:nil="true"/>
-    <lcf76f155ced4ddcb4097134ff3c332f xmlns="7b561a7d-03ef-46ce-a41e-e61301d113cb">
-      <Terms xmlns="http://schemas.microsoft.com/office/infopath/2007/PartnerControls"/>
-    </lcf76f155ced4ddcb4097134ff3c332f>
-    <TaxCatchAll xmlns="994143d1-a46e-4cdc-b40f-bf94aa6cf9c8" xsi:nil="true"/>
-  </documentManagement>
-</p:properties>
+<b:Sources xmlns:b="http://schemas.openxmlformats.org/officeDocument/2006/bibliography" xmlns="http://schemas.openxmlformats.org/officeDocument/2006/bibliography" SelectedStyle="\APASixthEditionOfficeOnline.xsl" StyleName="APA" Version="6"/>
 </file>
 
 <file path=customXml/item2.xml><?xml version="1.0" encoding="utf-8"?>
-<?mso-contentType ?>
-<FormTemplates xmlns="http://schemas.microsoft.com/sharepoint/v3/contenttype/forms">
-  <Display>DocumentLibraryForm</Display>
-  <Edit>DocumentLibraryForm</Edit>
-  <New>DocumentLibraryForm</New>
-</FormTemplates>
-</file>
-
-<file path=customXml/item3.xml><?xml version="1.0" encoding="utf-8"?>
 <ct:contentTypeSchema xmlns:ct="http://schemas.microsoft.com/office/2006/metadata/contentType" xmlns:ma="http://schemas.microsoft.com/office/2006/metadata/properties/metaAttributes" ct:_="" ma:_="" ma:contentTypeName="Documento" ma:contentTypeID="0x010100B8B5F4945050EE44A7FD4E7B700747A9" ma:contentTypeVersion="14" ma:contentTypeDescription="Crear nuevo documento." ma:contentTypeScope="" ma:versionID="f1cf06722fd3159f2b0157ce91b5fa57">
   <xsd:schema xmlns:xsd="http://www.w3.org/2001/XMLSchema" xmlns:xs="http://www.w3.org/2001/XMLSchema" xmlns:p="http://schemas.microsoft.com/office/2006/metadata/properties" xmlns:ns1="http://schemas.microsoft.com/sharepoint/v3" xmlns:ns2="7b561a7d-03ef-46ce-a41e-e61301d113cb" xmlns:ns3="994143d1-a46e-4cdc-b40f-bf94aa6cf9c8" targetNamespace="http://schemas.microsoft.com/office/2006/metadata/properties" ma:root="true" ma:fieldsID="7facff62a406a26432f8c785449f14bc" ns1:_="" ns2:_="" ns3:_="">
     <xsd:import namespace="http://schemas.microsoft.com/sharepoint/v3"/>
@@ -12124,31 +12218,37 @@
 </ct:contentTypeSchema>
 </file>
 
+<file path=customXml/item3.xml><?xml version="1.0" encoding="utf-8"?>
+<?mso-contentType ?>
+<FormTemplates xmlns="http://schemas.microsoft.com/sharepoint/v3/contenttype/forms">
+  <Display>DocumentLibraryForm</Display>
+  <Edit>DocumentLibraryForm</Edit>
+  <New>DocumentLibraryForm</New>
+</FormTemplates>
+</file>
+
 <file path=customXml/item4.xml><?xml version="1.0" encoding="utf-8"?>
-<b:Sources xmlns:b="http://schemas.openxmlformats.org/officeDocument/2006/bibliography" xmlns="http://schemas.openxmlformats.org/officeDocument/2006/bibliography" SelectedStyle="\APASixthEditionOfficeOnline.xsl" StyleName="APA" Version="6"/>
+<p:properties xmlns:p="http://schemas.microsoft.com/office/2006/metadata/properties" xmlns:xsi="http://www.w3.org/2001/XMLSchema-instance" xmlns:pc="http://schemas.microsoft.com/office/infopath/2007/PartnerControls">
+  <documentManagement>
+    <_ip_UnifiedCompliancePolicyUIAction xmlns="http://schemas.microsoft.com/sharepoint/v3" xsi:nil="true"/>
+    <_ip_UnifiedCompliancePolicyProperties xmlns="http://schemas.microsoft.com/sharepoint/v3" xsi:nil="true"/>
+    <lcf76f155ced4ddcb4097134ff3c332f xmlns="7b561a7d-03ef-46ce-a41e-e61301d113cb">
+      <Terms xmlns="http://schemas.microsoft.com/office/infopath/2007/PartnerControls"/>
+    </lcf76f155ced4ddcb4097134ff3c332f>
+    <TaxCatchAll xmlns="994143d1-a46e-4cdc-b40f-bf94aa6cf9c8" xsi:nil="true"/>
+  </documentManagement>
+</p:properties>
 </file>
 
 <file path=customXml/itemProps1.xml><?xml version="1.0" encoding="utf-8"?>
-<ds:datastoreItem xmlns:ds="http://schemas.openxmlformats.org/officeDocument/2006/customXml" ds:itemID="{B6FB8993-579F-4DED-9164-261DF16F17BC}">
+<ds:datastoreItem xmlns:ds="http://schemas.openxmlformats.org/officeDocument/2006/customXml" ds:itemID="{719C53C8-6477-46F0-91B2-9F1066145A2E}">
   <ds:schemaRefs>
-    <ds:schemaRef ds:uri="http://schemas.microsoft.com/office/2006/metadata/properties"/>
-    <ds:schemaRef ds:uri="http://schemas.microsoft.com/office/infopath/2007/PartnerControls"/>
-    <ds:schemaRef ds:uri="http://schemas.microsoft.com/sharepoint/v3"/>
-    <ds:schemaRef ds:uri="7b561a7d-03ef-46ce-a41e-e61301d113cb"/>
-    <ds:schemaRef ds:uri="994143d1-a46e-4cdc-b40f-bf94aa6cf9c8"/>
+    <ds:schemaRef ds:uri="http://schemas.openxmlformats.org/officeDocument/2006/bibliography"/>
   </ds:schemaRefs>
 </ds:datastoreItem>
 </file>
 
 <file path=customXml/itemProps2.xml><?xml version="1.0" encoding="utf-8"?>
-<ds:datastoreItem xmlns:ds="http://schemas.openxmlformats.org/officeDocument/2006/customXml" ds:itemID="{1A078964-D09C-44B4-8577-FC6AF74D9725}">
-  <ds:schemaRefs>
-    <ds:schemaRef ds:uri="http://schemas.microsoft.com/sharepoint/v3/contenttype/forms"/>
-  </ds:schemaRefs>
-</ds:datastoreItem>
-</file>
-
-<file path=customXml/itemProps3.xml><?xml version="1.0" encoding="utf-8"?>
 <ds:datastoreItem xmlns:ds="http://schemas.openxmlformats.org/officeDocument/2006/customXml" ds:itemID="{EB4D64C5-D144-4ACA-98DF-DE47960D8990}">
   <ds:schemaRefs>
     <ds:schemaRef ds:uri="http://schemas.microsoft.com/office/2006/metadata/contentType"/>
@@ -12168,10 +12268,22 @@
 </ds:datastoreItem>
 </file>
 
+<file path=customXml/itemProps3.xml><?xml version="1.0" encoding="utf-8"?>
+<ds:datastoreItem xmlns:ds="http://schemas.openxmlformats.org/officeDocument/2006/customXml" ds:itemID="{1A078964-D09C-44B4-8577-FC6AF74D9725}">
+  <ds:schemaRefs>
+    <ds:schemaRef ds:uri="http://schemas.microsoft.com/sharepoint/v3/contenttype/forms"/>
+  </ds:schemaRefs>
+</ds:datastoreItem>
+</file>
+
 <file path=customXml/itemProps4.xml><?xml version="1.0" encoding="utf-8"?>
-<ds:datastoreItem xmlns:ds="http://schemas.openxmlformats.org/officeDocument/2006/customXml" ds:itemID="{719C53C8-6477-46F0-91B2-9F1066145A2E}">
+<ds:datastoreItem xmlns:ds="http://schemas.openxmlformats.org/officeDocument/2006/customXml" ds:itemID="{B6FB8993-579F-4DED-9164-261DF16F17BC}">
   <ds:schemaRefs>
-    <ds:schemaRef ds:uri="http://schemas.openxmlformats.org/officeDocument/2006/bibliography"/>
+    <ds:schemaRef ds:uri="http://schemas.microsoft.com/office/2006/metadata/properties"/>
+    <ds:schemaRef ds:uri="http://schemas.microsoft.com/office/infopath/2007/PartnerControls"/>
+    <ds:schemaRef ds:uri="http://schemas.microsoft.com/sharepoint/v3"/>
+    <ds:schemaRef ds:uri="7b561a7d-03ef-46ce-a41e-e61301d113cb"/>
+    <ds:schemaRef ds:uri="994143d1-a46e-4cdc-b40f-bf94aa6cf9c8"/>
   </ds:schemaRefs>
 </ds:datastoreItem>
 </file>